--- a/tools/ksp-image-prompts/ручные_статьи_июнь/статья04_июнь_2026_kak-pravilno-ochischat-yazyk.docx
+++ b/tools/ksp-image-prompts/ручные_статьи_июнь/статья04_июнь_2026_kak-pravilno-ochischat-yazyk.docx
@@ -4,7 +4,21 @@
   <w:body>
     <w:p>
       <w:pPr>
-        <w:spacing w:after="240" w:before="0"/>
+        <w:spacing w:before="0" w:after="160" w:line="269" w:lineRule="auto"/>
+      </w:pPr>
+      <w:r>
+        <w:rPr>
+          <w:rFonts w:ascii="Arial" w:hAnsi="Arial"/>
+          <w:b/>
+          <w:color w:val="C00000"/>
+          <w:sz w:val="30"/>
+        </w:rPr>
+        <w:t>для Вконтакте:</w:t>
+      </w:r>
+    </w:p>
+    <w:p>
+      <w:pPr>
+        <w:spacing w:before="0" w:after="240" w:line="269" w:lineRule="auto"/>
       </w:pPr>
       <w:r>
         <w:rPr>
@@ -17,33 +31,7 @@
     </w:p>
     <w:p>
       <w:pPr>
-        <w:spacing w:after="160" w:before="0"/>
-      </w:pPr>
-      <w:r>
-        <w:rPr>
-          <w:rFonts w:ascii="Arial" w:hAnsi="Arial"/>
-          <w:b w:val="0"/>
-          <w:sz w:val="24"/>
-        </w:rPr>
-        <w:t>——————</w:t>
-      </w:r>
-    </w:p>
-    <w:p>
-      <w:pPr>
-        <w:spacing w:after="200" w:before="0"/>
-      </w:pPr>
-      <w:r>
-        <w:rPr>
-          <w:rFonts w:ascii="Arial" w:hAnsi="Arial"/>
-          <w:b/>
-          <w:sz w:val="28"/>
-        </w:rPr>
-        <w:t>Версия для ВКонтакте (ВК)</w:t>
-      </w:r>
-    </w:p>
-    <w:p>
-      <w:pPr>
-        <w:spacing w:after="80" w:before="0"/>
+        <w:spacing w:before="0" w:after="120" w:line="269" w:lineRule="auto"/>
       </w:pPr>
       <w:r>
         <w:rPr>
@@ -56,20 +44,21 @@
     </w:p>
     <w:p>
       <w:pPr>
-        <w:spacing w:after="80" w:before="0"/>
+        <w:spacing w:before="80" w:after="100" w:line="269" w:lineRule="auto"/>
       </w:pPr>
       <w:r>
         <w:rPr>
           <w:rFonts w:ascii="Arial" w:hAnsi="Arial"/>
-          <w:b w:val="0"/>
-          <w:sz w:val="24"/>
+          <w:b/>
+          <w:color w:val="1F4E79"/>
+          <w:sz w:val="26"/>
         </w:rPr>
         <w:t>✨ Зачем чистить язык</w:t>
       </w:r>
     </w:p>
     <w:p>
       <w:pPr>
-        <w:spacing w:after="80" w:before="0"/>
+        <w:spacing w:before="0" w:after="60" w:line="269" w:lineRule="auto"/>
       </w:pPr>
       <w:r>
         <w:rPr>
@@ -82,7 +71,7 @@
     </w:p>
     <w:p>
       <w:pPr>
-        <w:spacing w:after="80" w:before="0"/>
+        <w:spacing w:before="0" w:after="60" w:line="269" w:lineRule="auto"/>
       </w:pPr>
       <w:r>
         <w:rPr>
@@ -95,7 +84,7 @@
     </w:p>
     <w:p>
       <w:pPr>
-        <w:spacing w:after="80" w:before="0"/>
+        <w:spacing w:before="0" w:after="60" w:line="269" w:lineRule="auto"/>
       </w:pPr>
       <w:r>
         <w:rPr>
@@ -108,7 +97,7 @@
     </w:p>
     <w:p>
       <w:pPr>
-        <w:spacing w:after="80" w:before="0"/>
+        <w:spacing w:before="0" w:after="60" w:line="269" w:lineRule="auto"/>
       </w:pPr>
       <w:r>
         <w:rPr>
@@ -121,33 +110,42 @@
     </w:p>
     <w:p>
       <w:pPr>
-        <w:spacing w:after="80" w:before="0"/>
+        <w:spacing w:before="80" w:after="100" w:line="269" w:lineRule="auto"/>
       </w:pPr>
+      <w:r>
+        <w:rPr>
+          <w:rFonts w:ascii="Arial" w:hAnsi="Arial"/>
+          <w:b/>
+          <w:color w:val="1F4E79"/>
+          <w:sz w:val="26"/>
+        </w:rPr>
+        <w:t>✅ Как очищать правильно</w:t>
+      </w:r>
+    </w:p>
+    <w:p>
+      <w:pPr>
+        <w:spacing w:after="80" w:line="269" w:lineRule="auto"/>
+      </w:pPr>
+      <w:r>
+        <w:rPr>
+          <w:rFonts w:ascii="Arial" w:hAnsi="Arial"/>
+          <w:b/>
+          <w:sz w:val="24"/>
+        </w:rPr>
+        <w:t xml:space="preserve">1. </w:t>
+      </w:r>
       <w:r>
         <w:rPr>
           <w:rFonts w:ascii="Arial" w:hAnsi="Arial"/>
           <w:b w:val="0"/>
           <w:sz w:val="24"/>
         </w:rPr>
-        <w:t>✅ Как очищать правильно</w:t>
+        <w:t>Выберите инструмент.</w:t>
       </w:r>
     </w:p>
     <w:p>
       <w:pPr>
-        <w:spacing w:after="80" w:before="0"/>
-      </w:pPr>
-      <w:r>
-        <w:rPr>
-          <w:rFonts w:ascii="Arial" w:hAnsi="Arial"/>
-          <w:b w:val="0"/>
-          <w:sz w:val="24"/>
-        </w:rPr>
-        <w:t>1. Выберите инструмент.</w:t>
-      </w:r>
-    </w:p>
-    <w:p>
-      <w:pPr>
-        <w:spacing w:after="80" w:before="0"/>
+        <w:spacing w:before="0" w:after="120" w:line="269" w:lineRule="auto"/>
       </w:pPr>
       <w:r>
         <w:rPr>
@@ -160,20 +158,28 @@
     </w:p>
     <w:p>
       <w:pPr>
-        <w:spacing w:after="80" w:before="0"/>
+        <w:spacing w:after="80" w:line="269" w:lineRule="auto"/>
       </w:pPr>
+      <w:r>
+        <w:rPr>
+          <w:rFonts w:ascii="Arial" w:hAnsi="Arial"/>
+          <w:b/>
+          <w:sz w:val="24"/>
+        </w:rPr>
+        <w:t xml:space="preserve">2. </w:t>
+      </w:r>
       <w:r>
         <w:rPr>
           <w:rFonts w:ascii="Arial" w:hAnsi="Arial"/>
           <w:b w:val="0"/>
           <w:sz w:val="24"/>
         </w:rPr>
-        <w:t>2. Действуйте мягко.</w:t>
+        <w:t>Действуйте мягко.</w:t>
       </w:r>
     </w:p>
     <w:p>
       <w:pPr>
-        <w:spacing w:after="80" w:before="0"/>
+        <w:spacing w:before="0" w:after="120" w:line="269" w:lineRule="auto"/>
       </w:pPr>
       <w:r>
         <w:rPr>
@@ -186,20 +192,28 @@
     </w:p>
     <w:p>
       <w:pPr>
-        <w:spacing w:after="80" w:before="0"/>
+        <w:spacing w:after="80" w:line="269" w:lineRule="auto"/>
       </w:pPr>
+      <w:r>
+        <w:rPr>
+          <w:rFonts w:ascii="Arial" w:hAnsi="Arial"/>
+          <w:b/>
+          <w:sz w:val="24"/>
+        </w:rPr>
+        <w:t xml:space="preserve">3. </w:t>
+      </w:r>
       <w:r>
         <w:rPr>
           <w:rFonts w:ascii="Arial" w:hAnsi="Arial"/>
           <w:b w:val="0"/>
           <w:sz w:val="24"/>
         </w:rPr>
-        <w:t>3. Сделайте 5–10 мягких проходов.</w:t>
+        <w:t>Сделайте 5–10 мягких проходов.</w:t>
       </w:r>
     </w:p>
     <w:p>
       <w:pPr>
-        <w:spacing w:after="80" w:before="0"/>
+        <w:spacing w:before="0" w:after="120" w:line="269" w:lineRule="auto"/>
       </w:pPr>
       <w:r>
         <w:rPr>
@@ -212,20 +226,28 @@
     </w:p>
     <w:p>
       <w:pPr>
-        <w:spacing w:after="80" w:before="0"/>
+        <w:spacing w:after="80" w:line="269" w:lineRule="auto"/>
       </w:pPr>
+      <w:r>
+        <w:rPr>
+          <w:rFonts w:ascii="Arial" w:hAnsi="Arial"/>
+          <w:b/>
+          <w:sz w:val="24"/>
+        </w:rPr>
+        <w:t xml:space="preserve">4. </w:t>
+      </w:r>
       <w:r>
         <w:rPr>
           <w:rFonts w:ascii="Arial" w:hAnsi="Arial"/>
           <w:b w:val="0"/>
           <w:sz w:val="24"/>
         </w:rPr>
-        <w:t>4. Не лезьте слишком глубоко сразу.</w:t>
+        <w:t>Не лезьте слишком глубоко сразу.</w:t>
       </w:r>
     </w:p>
     <w:p>
       <w:pPr>
-        <w:spacing w:after="80" w:before="0"/>
+        <w:spacing w:before="0" w:after="120" w:line="269" w:lineRule="auto"/>
       </w:pPr>
       <w:r>
         <w:rPr>
@@ -238,20 +260,28 @@
     </w:p>
     <w:p>
       <w:pPr>
-        <w:spacing w:after="80" w:before="0"/>
+        <w:spacing w:after="80" w:line="269" w:lineRule="auto"/>
       </w:pPr>
+      <w:r>
+        <w:rPr>
+          <w:rFonts w:ascii="Arial" w:hAnsi="Arial"/>
+          <w:b/>
+          <w:sz w:val="24"/>
+        </w:rPr>
+        <w:t xml:space="preserve">5. </w:t>
+      </w:r>
       <w:r>
         <w:rPr>
           <w:rFonts w:ascii="Arial" w:hAnsi="Arial"/>
           <w:b w:val="0"/>
           <w:sz w:val="24"/>
         </w:rPr>
-        <w:t>5. Завершите полосканием.</w:t>
+        <w:t>Завершите полосканием.</w:t>
       </w:r>
     </w:p>
     <w:p>
       <w:pPr>
-        <w:spacing w:after="80" w:before="0"/>
+        <w:spacing w:before="0" w:after="120" w:line="269" w:lineRule="auto"/>
       </w:pPr>
       <w:r>
         <w:rPr>
@@ -264,20 +294,21 @@
     </w:p>
     <w:p>
       <w:pPr>
-        <w:spacing w:after="80" w:before="0"/>
+        <w:spacing w:before="80" w:after="100" w:line="269" w:lineRule="auto"/>
       </w:pPr>
       <w:r>
         <w:rPr>
           <w:rFonts w:ascii="Arial" w:hAnsi="Arial"/>
-          <w:b w:val="0"/>
-          <w:sz w:val="24"/>
+          <w:b/>
+          <w:color w:val="1F4E79"/>
+          <w:sz w:val="26"/>
         </w:rPr>
         <w:t>📌 Как часто</w:t>
       </w:r>
     </w:p>
     <w:p>
       <w:pPr>
-        <w:spacing w:after="80" w:before="0"/>
+        <w:spacing w:before="0" w:after="120" w:line="269" w:lineRule="auto"/>
       </w:pPr>
       <w:r>
         <w:rPr>
@@ -290,20 +321,21 @@
     </w:p>
     <w:p>
       <w:pPr>
-        <w:spacing w:after="80" w:before="0"/>
+        <w:spacing w:before="80" w:after="100" w:line="269" w:lineRule="auto"/>
       </w:pPr>
       <w:r>
         <w:rPr>
           <w:rFonts w:ascii="Arial" w:hAnsi="Arial"/>
-          <w:b w:val="0"/>
-          <w:sz w:val="24"/>
+          <w:b/>
+          <w:color w:val="1F4E79"/>
+          <w:sz w:val="26"/>
         </w:rPr>
         <w:t>🚫 Чего избегать</w:t>
       </w:r>
     </w:p>
     <w:p>
       <w:pPr>
-        <w:spacing w:after="80" w:before="0"/>
+        <w:spacing w:before="0" w:after="60" w:line="269" w:lineRule="auto"/>
       </w:pPr>
       <w:r>
         <w:rPr>
@@ -316,7 +348,7 @@
     </w:p>
     <w:p>
       <w:pPr>
-        <w:spacing w:after="80" w:before="0"/>
+        <w:spacing w:before="0" w:after="60" w:line="269" w:lineRule="auto"/>
       </w:pPr>
       <w:r>
         <w:rPr>
@@ -329,7 +361,7 @@
     </w:p>
     <w:p>
       <w:pPr>
-        <w:spacing w:after="80" w:before="0"/>
+        <w:spacing w:before="0" w:after="60" w:line="269" w:lineRule="auto"/>
       </w:pPr>
       <w:r>
         <w:rPr>
@@ -342,20 +374,21 @@
     </w:p>
     <w:p>
       <w:pPr>
-        <w:spacing w:after="80" w:before="0"/>
+        <w:spacing w:before="80" w:after="100" w:line="269" w:lineRule="auto"/>
       </w:pPr>
       <w:r>
         <w:rPr>
           <w:rFonts w:ascii="Arial" w:hAnsi="Arial"/>
-          <w:b w:val="0"/>
-          <w:sz w:val="24"/>
+          <w:b/>
+          <w:color w:val="1F4E79"/>
+          <w:sz w:val="26"/>
         </w:rPr>
         <w:t>⚠️ Когда к врачу</w:t>
       </w:r>
     </w:p>
     <w:p>
       <w:pPr>
-        <w:spacing w:after="80" w:before="0"/>
+        <w:spacing w:before="0" w:after="120" w:line="269" w:lineRule="auto"/>
       </w:pPr>
       <w:r>
         <w:rPr>
@@ -368,20 +401,21 @@
     </w:p>
     <w:p>
       <w:pPr>
-        <w:spacing w:after="80" w:before="0"/>
+        <w:spacing w:before="80" w:after="100" w:line="269" w:lineRule="auto"/>
       </w:pPr>
       <w:r>
         <w:rPr>
           <w:rFonts w:ascii="Arial" w:hAnsi="Arial"/>
-          <w:b w:val="0"/>
-          <w:sz w:val="24"/>
+          <w:b/>
+          <w:color w:val="1F4E79"/>
+          <w:sz w:val="26"/>
         </w:rPr>
         <w:t>💡 Важно</w:t>
       </w:r>
     </w:p>
     <w:p>
       <w:pPr>
-        <w:spacing w:after="80" w:before="0"/>
+        <w:spacing w:before="0" w:after="120" w:line="269" w:lineRule="auto"/>
       </w:pPr>
       <w:r>
         <w:rPr>
@@ -394,7 +428,198 @@
     </w:p>
     <w:p>
       <w:pPr>
-        <w:spacing w:after="80" w:before="0"/>
+        <w:spacing w:before="0" w:after="80" w:line="269" w:lineRule="auto"/>
+      </w:pPr>
+      <w:r>
+        <w:rPr>
+          <w:rFonts w:ascii="Arial" w:hAnsi="Arial"/>
+          <w:b/>
+          <w:sz w:val="24"/>
+        </w:rPr>
+        <w:t>📞 Запись в Королёвскую стоматологическую поликлинику: 8 (499) 490-55-55</w:t>
+      </w:r>
+    </w:p>
+    <w:p>
+      <w:pPr>
+        <w:spacing w:before="0" w:after="80" w:line="269" w:lineRule="auto"/>
+      </w:pPr>
+      <w:r>
+        <w:rPr>
+          <w:rFonts w:ascii="Arial" w:hAnsi="Arial"/>
+          <w:b/>
+          <w:sz w:val="24"/>
+        </w:rPr>
+        <w:t>🌐 https://clck.ru/3N8E8Q</w:t>
+      </w:r>
+    </w:p>
+    <w:p>
+      <w:pPr>
+        <w:spacing w:before="0" w:after="80" w:line="269" w:lineRule="auto"/>
+      </w:pPr>
+      <w:r>
+        <w:rPr>
+          <w:rFonts w:ascii="Arial" w:hAnsi="Arial"/>
+          <w:b w:val="0"/>
+          <w:sz w:val="24"/>
+        </w:rPr>
+        <w:t>#КоролёвскаяСтоматологическаяПоликлиника #КоролёвскаяСтоматология #стоматологияКоролёв</w:t>
+      </w:r>
+    </w:p>
+    <w:p>
+      <w:r>
+        <w:br w:type="page"/>
+      </w:r>
+    </w:p>
+    <w:p>
+      <w:pPr>
+        <w:spacing w:before="0" w:after="160" w:line="269" w:lineRule="auto"/>
+      </w:pPr>
+      <w:r>
+        <w:rPr>
+          <w:rFonts w:ascii="Arial" w:hAnsi="Arial"/>
+          <w:b/>
+          <w:color w:val="C00000"/>
+          <w:sz w:val="30"/>
+        </w:rPr>
+        <w:t>для Макс,Телеграм:</w:t>
+      </w:r>
+    </w:p>
+    <w:p>
+      <w:pPr>
+        <w:spacing w:before="0" w:after="240" w:line="269" w:lineRule="auto"/>
+      </w:pPr>
+      <w:r>
+        <w:rPr>
+          <w:rFonts w:ascii="Arial" w:hAnsi="Arial"/>
+          <w:b/>
+          <w:sz w:val="36"/>
+        </w:rPr>
+        <w:t>Как правильно очищать язык</w:t>
+      </w:r>
+    </w:p>
+    <w:p>
+      <w:pPr>
+        <w:spacing w:before="0" w:after="120" w:line="269" w:lineRule="auto"/>
+      </w:pPr>
+      <w:r>
+        <w:rPr>
+          <w:rFonts w:ascii="Arial" w:hAnsi="Arial"/>
+          <w:b w:val="0"/>
+          <w:sz w:val="24"/>
+        </w:rPr>
+        <w:t>🦷🧼 Чистка языка уменьшает запах изо рта и делает гигиену полной.</w:t>
+      </w:r>
+    </w:p>
+    <w:p>
+      <w:pPr>
+        <w:spacing w:before="80" w:after="100" w:line="269" w:lineRule="auto"/>
+      </w:pPr>
+      <w:r>
+        <w:rPr>
+          <w:rFonts w:ascii="Arial" w:hAnsi="Arial"/>
+          <w:b/>
+          <w:color w:val="1F4E79"/>
+          <w:sz w:val="26"/>
+        </w:rPr>
+        <w:t>✅ Как делать:</w:t>
+      </w:r>
+    </w:p>
+    <w:p>
+      <w:pPr>
+        <w:spacing w:before="0" w:after="60" w:line="269" w:lineRule="auto"/>
+      </w:pPr>
+      <w:r>
+        <w:rPr>
+          <w:rFonts w:ascii="Arial" w:hAnsi="Arial"/>
+          <w:b w:val="0"/>
+          <w:sz w:val="24"/>
+        </w:rPr>
+        <w:t>— скребок или мягкая сторона щётки</w:t>
+      </w:r>
+    </w:p>
+    <w:p>
+      <w:pPr>
+        <w:spacing w:before="0" w:after="60" w:line="269" w:lineRule="auto"/>
+      </w:pPr>
+      <w:r>
+        <w:rPr>
+          <w:rFonts w:ascii="Arial" w:hAnsi="Arial"/>
+          <w:b w:val="0"/>
+          <w:sz w:val="24"/>
+        </w:rPr>
+        <w:t>— движения от корня к кончику</w:t>
+      </w:r>
+    </w:p>
+    <w:p>
+      <w:pPr>
+        <w:spacing w:before="0" w:after="60" w:line="269" w:lineRule="auto"/>
+      </w:pPr>
+      <w:r>
+        <w:rPr>
+          <w:rFonts w:ascii="Arial" w:hAnsi="Arial"/>
+          <w:b w:val="0"/>
+          <w:sz w:val="24"/>
+        </w:rPr>
+        <w:t>— без сильного давления</w:t>
+      </w:r>
+    </w:p>
+    <w:p>
+      <w:pPr>
+        <w:spacing w:before="0" w:after="60" w:line="269" w:lineRule="auto"/>
+      </w:pPr>
+      <w:r>
+        <w:rPr>
+          <w:rFonts w:ascii="Arial" w:hAnsi="Arial"/>
+          <w:b w:val="0"/>
+          <w:sz w:val="24"/>
+        </w:rPr>
+        <w:t>— 5–10 мягких проходов</w:t>
+      </w:r>
+    </w:p>
+    <w:p>
+      <w:pPr>
+        <w:spacing w:before="0" w:after="60" w:line="269" w:lineRule="auto"/>
+      </w:pPr>
+      <w:r>
+        <w:rPr>
+          <w:rFonts w:ascii="Arial" w:hAnsi="Arial"/>
+          <w:b w:val="0"/>
+          <w:sz w:val="24"/>
+        </w:rPr>
+        <w:t>— закончить полосканием</w:t>
+      </w:r>
+    </w:p>
+    <w:p>
+      <w:pPr>
+        <w:spacing w:before="80" w:after="100" w:line="269" w:lineRule="auto"/>
+      </w:pPr>
+      <w:r>
+        <w:rPr>
+          <w:rFonts w:ascii="Arial" w:hAnsi="Arial"/>
+          <w:b/>
+          <w:color w:val="1F4E79"/>
+          <w:sz w:val="26"/>
+        </w:rPr>
+        <w:t>📌 Обычно хватает 1 раза в день. При рвотном рефлексе начинайте с середины языка.</w:t>
+      </w:r>
+    </w:p>
+    <w:p>
+      <w:pPr>
+        <w:spacing w:before="80" w:after="100" w:line="269" w:lineRule="auto"/>
+      </w:pPr>
+      <w:r>
+        <w:rPr>
+          <w:rFonts w:ascii="Arial" w:hAnsi="Arial"/>
+          <w:b/>
+          <w:color w:val="1F4E79"/>
+          <w:sz w:val="26"/>
+        </w:rPr>
+        <w:t>⚠️ К врачу, если налёт плотный, язык болит, жжёт или налёт возвращается очень быстро.</w:t>
+      </w:r>
+    </w:p>
+    <w:p>
+      <w:pPr>
+        <w:spacing w:before="0" w:after="80" w:line="269" w:lineRule="auto"/>
       </w:pPr>
       <w:r>
         <w:rPr>
@@ -407,7 +632,7 @@
     </w:p>
     <w:p>
       <w:pPr>
-        <w:spacing w:after="80" w:before="0"/>
+        <w:spacing w:before="0" w:after="80" w:line="269" w:lineRule="auto"/>
       </w:pPr>
       <w:r>
         <w:rPr>
@@ -420,201 +645,7 @@
     </w:p>
     <w:p>
       <w:pPr>
-        <w:spacing w:after="80" w:before="0"/>
-      </w:pPr>
-      <w:r>
-        <w:rPr>
-          <w:rFonts w:ascii="Arial" w:hAnsi="Arial"/>
-          <w:b w:val="0"/>
-          <w:sz w:val="24"/>
-        </w:rPr>
-        <w:t>#КоролёвскаяСтоматологическаяПоликлиника #КоролёвскаяСтоматология #стоматологияКоролёв</w:t>
-      </w:r>
-    </w:p>
-    <w:p>
-      <w:pPr>
-        <w:spacing w:after="120" w:before="0"/>
-      </w:pPr>
-      <w:r>
-        <w:rPr>
-          <w:rFonts w:ascii="Arial" w:hAnsi="Arial"/>
-          <w:b w:val="0"/>
-          <w:sz w:val="24"/>
-        </w:rPr>
-      </w:r>
-    </w:p>
-    <w:p>
-      <w:pPr>
-        <w:spacing w:after="160" w:before="0"/>
-      </w:pPr>
-      <w:r>
-        <w:rPr>
-          <w:rFonts w:ascii="Arial" w:hAnsi="Arial"/>
-          <w:b w:val="0"/>
-          <w:sz w:val="24"/>
-        </w:rPr>
-        <w:t>——————</w:t>
-      </w:r>
-    </w:p>
-    <w:p>
-      <w:pPr>
-        <w:spacing w:after="200" w:before="0"/>
-      </w:pPr>
-      <w:r>
-        <w:rPr>
-          <w:rFonts w:ascii="Arial" w:hAnsi="Arial"/>
-          <w:b/>
-          <w:sz w:val="28"/>
-        </w:rPr>
-        <w:t>Версия для Telegram / MAX (ТГ)</w:t>
-      </w:r>
-    </w:p>
-    <w:p>
-      <w:pPr>
-        <w:spacing w:after="120" w:before="0"/>
-      </w:pPr>
-      <w:r>
-        <w:rPr>
-          <w:rFonts w:ascii="Arial" w:hAnsi="Arial"/>
-          <w:b/>
-          <w:sz w:val="26"/>
-        </w:rPr>
-        <w:t>🦷🧼 Чистка языка уменьшает запах изо рта и делает гигиену полной.</w:t>
-      </w:r>
-    </w:p>
-    <w:p>
-      <w:pPr>
-        <w:spacing w:after="80" w:before="0"/>
-      </w:pPr>
-      <w:r>
-        <w:rPr>
-          <w:rFonts w:ascii="Arial" w:hAnsi="Arial"/>
-          <w:b w:val="0"/>
-          <w:sz w:val="24"/>
-        </w:rPr>
-        <w:t>✅ Как делать:</w:t>
-      </w:r>
-    </w:p>
-    <w:p>
-      <w:pPr>
-        <w:spacing w:after="80" w:before="0"/>
-      </w:pPr>
-      <w:r>
-        <w:rPr>
-          <w:rFonts w:ascii="Arial" w:hAnsi="Arial"/>
-          <w:b w:val="0"/>
-          <w:sz w:val="24"/>
-        </w:rPr>
-        <w:t>— скребок или мягкая сторона щётки</w:t>
-      </w:r>
-    </w:p>
-    <w:p>
-      <w:pPr>
-        <w:spacing w:after="80" w:before="0"/>
-      </w:pPr>
-      <w:r>
-        <w:rPr>
-          <w:rFonts w:ascii="Arial" w:hAnsi="Arial"/>
-          <w:b w:val="0"/>
-          <w:sz w:val="24"/>
-        </w:rPr>
-        <w:t>— движения от корня к кончику</w:t>
-      </w:r>
-    </w:p>
-    <w:p>
-      <w:pPr>
-        <w:spacing w:after="80" w:before="0"/>
-      </w:pPr>
-      <w:r>
-        <w:rPr>
-          <w:rFonts w:ascii="Arial" w:hAnsi="Arial"/>
-          <w:b w:val="0"/>
-          <w:sz w:val="24"/>
-        </w:rPr>
-        <w:t>— без сильного давления</w:t>
-      </w:r>
-    </w:p>
-    <w:p>
-      <w:pPr>
-        <w:spacing w:after="80" w:before="0"/>
-      </w:pPr>
-      <w:r>
-        <w:rPr>
-          <w:rFonts w:ascii="Arial" w:hAnsi="Arial"/>
-          <w:b w:val="0"/>
-          <w:sz w:val="24"/>
-        </w:rPr>
-        <w:t>— 5–10 мягких проходов</w:t>
-      </w:r>
-    </w:p>
-    <w:p>
-      <w:pPr>
-        <w:spacing w:after="80" w:before="0"/>
-      </w:pPr>
-      <w:r>
-        <w:rPr>
-          <w:rFonts w:ascii="Arial" w:hAnsi="Arial"/>
-          <w:b w:val="0"/>
-          <w:sz w:val="24"/>
-        </w:rPr>
-        <w:t>— закончить полосканием</w:t>
-      </w:r>
-    </w:p>
-    <w:p>
-      <w:pPr>
-        <w:spacing w:after="80" w:before="0"/>
-      </w:pPr>
-      <w:r>
-        <w:rPr>
-          <w:rFonts w:ascii="Arial" w:hAnsi="Arial"/>
-          <w:b w:val="0"/>
-          <w:sz w:val="24"/>
-        </w:rPr>
-        <w:t>📌 Обычно хватает 1 раза в день. При рвотном рефлексе начинайте с середины языка.</w:t>
-      </w:r>
-    </w:p>
-    <w:p>
-      <w:pPr>
-        <w:spacing w:after="80" w:before="0"/>
-      </w:pPr>
-      <w:r>
-        <w:rPr>
-          <w:rFonts w:ascii="Arial" w:hAnsi="Arial"/>
-          <w:b w:val="0"/>
-          <w:sz w:val="24"/>
-        </w:rPr>
-        <w:t>⚠️ К врачу, если налёт плотный, язык болит, жжёт или налёт возвращается очень быстро.</w:t>
-      </w:r>
-    </w:p>
-    <w:p>
-      <w:pPr>
-        <w:spacing w:after="80" w:before="0"/>
-      </w:pPr>
-      <w:r>
-        <w:rPr>
-          <w:rFonts w:ascii="Arial" w:hAnsi="Arial"/>
-          <w:b w:val="0"/>
-          <w:sz w:val="24"/>
-        </w:rPr>
-        <w:t>📞 Запись в Королёвскую стоматологическую поликлинику: 8 (499) 490-55-55</w:t>
-      </w:r>
-    </w:p>
-    <w:p>
-      <w:pPr>
-        <w:spacing w:after="80" w:before="0"/>
-      </w:pPr>
-      <w:r>
-        <w:rPr>
-          <w:rFonts w:ascii="Arial" w:hAnsi="Arial"/>
-          <w:b w:val="0"/>
-          <w:sz w:val="24"/>
-        </w:rPr>
-        <w:t>🌐 https://clck.ru/3N8E8Q</w:t>
-      </w:r>
-    </w:p>
-    <w:p>
-      <w:pPr>
-        <w:spacing w:after="80" w:before="0"/>
+        <w:spacing w:before="0" w:after="80" w:line="269" w:lineRule="auto"/>
       </w:pPr>
       <w:r>
         <w:rPr>
